--- a/public/downloads/auto-detailing-invoice-template.docx
+++ b/public/downloads/auto-detailing-invoice-template.docx
@@ -611,6 +611,126 @@
           </w:p>
         </w:tc>
       </w:tr>
+      <w:tr>
+        <w:tc>
+          <w:tcPr>
+            <w:tcW w:type="dxa" w:w="1728"/>
+          </w:tcPr>
+          <w:p>
+            <w:r>
+              <w:t>DEPOSIT RECEIVED (25%)</w:t>
+            </w:r>
+          </w:p>
+        </w:tc>
+        <w:tc>
+          <w:tcPr>
+            <w:tcW w:type="dxa" w:w="1728"/>
+          </w:tcPr>
+          <w:p/>
+        </w:tc>
+        <w:tc>
+          <w:tcPr>
+            <w:tcW w:type="dxa" w:w="1728"/>
+          </w:tcPr>
+          <w:p/>
+        </w:tc>
+        <w:tc>
+          <w:tcPr>
+            <w:tcW w:type="dxa" w:w="1728"/>
+          </w:tcPr>
+          <w:p/>
+        </w:tc>
+        <w:tc>
+          <w:tcPr>
+            <w:tcW w:type="dxa" w:w="1728"/>
+          </w:tcPr>
+          <w:p>
+            <w:r>
+              <w:t>$267.50</w:t>
+            </w:r>
+          </w:p>
+        </w:tc>
+      </w:tr>
+      <w:tr>
+        <w:tc>
+          <w:tcPr>
+            <w:tcW w:type="dxa" w:w="1728"/>
+          </w:tcPr>
+          <w:p>
+            <w:r>
+              <w:t>AMOUNT PAID</w:t>
+            </w:r>
+          </w:p>
+        </w:tc>
+        <w:tc>
+          <w:tcPr>
+            <w:tcW w:type="dxa" w:w="1728"/>
+          </w:tcPr>
+          <w:p/>
+        </w:tc>
+        <w:tc>
+          <w:tcPr>
+            <w:tcW w:type="dxa" w:w="1728"/>
+          </w:tcPr>
+          <w:p/>
+        </w:tc>
+        <w:tc>
+          <w:tcPr>
+            <w:tcW w:type="dxa" w:w="1728"/>
+          </w:tcPr>
+          <w:p/>
+        </w:tc>
+        <w:tc>
+          <w:tcPr>
+            <w:tcW w:type="dxa" w:w="1728"/>
+          </w:tcPr>
+          <w:p>
+            <w:r>
+              <w:t>$0.00</w:t>
+            </w:r>
+          </w:p>
+        </w:tc>
+      </w:tr>
+      <w:tr>
+        <w:tc>
+          <w:tcPr>
+            <w:tcW w:type="dxa" w:w="1728"/>
+          </w:tcPr>
+          <w:p>
+            <w:r>
+              <w:t>BALANCE DUE</w:t>
+            </w:r>
+          </w:p>
+        </w:tc>
+        <w:tc>
+          <w:tcPr>
+            <w:tcW w:type="dxa" w:w="1728"/>
+          </w:tcPr>
+          <w:p/>
+        </w:tc>
+        <w:tc>
+          <w:tcPr>
+            <w:tcW w:type="dxa" w:w="1728"/>
+          </w:tcPr>
+          <w:p/>
+        </w:tc>
+        <w:tc>
+          <w:tcPr>
+            <w:tcW w:type="dxa" w:w="1728"/>
+          </w:tcPr>
+          <w:p/>
+        </w:tc>
+        <w:tc>
+          <w:tcPr>
+            <w:tcW w:type="dxa" w:w="1728"/>
+          </w:tcPr>
+          <w:p>
+            <w:r>
+              <w:t>$802.50</w:t>
+            </w:r>
+          </w:p>
+        </w:tc>
+      </w:tr>
     </w:tbl>
     <w:p/>
     <w:p>
@@ -621,6 +741,38 @@
     <w:p>
       <w:r>
         <w:t>Notes: Thank you for your business. Ceramic coating warranty per manufacturer; please avoid washing for 48 hours after application.</w:t>
+      </w:r>
+    </w:p>
+    <w:p>
+      <w:r>
+        <w:rPr>
+          <w:b/>
+        </w:rPr>
+        <w:t>PAYMENT</w:t>
+      </w:r>
+    </w:p>
+    <w:p>
+      <w:pPr>
+        <w:spacing w:after="0"/>
+      </w:pPr>
+      <w:r>
+        <w:t>Make checks payable to: ______</w:t>
+      </w:r>
+    </w:p>
+    <w:p>
+      <w:pPr>
+        <w:spacing w:after="0"/>
+      </w:pPr>
+      <w:r>
+        <w:t>Card / Venmo / Zelle: ______</w:t>
+      </w:r>
+    </w:p>
+    <w:p>
+      <w:pPr>
+        <w:spacing w:after="0"/>
+      </w:pPr>
+      <w:r>
+        <w:t>Pay online: ______</w:t>
       </w:r>
     </w:p>
     <w:p>

--- a/public/downloads/auto-detailing-invoice-template.docx
+++ b/public/downloads/auto-detailing-invoice-template.docx
@@ -107,6 +107,7 @@
         <w:tblStyle w:val="TableGrid"/>
         <w:tblW w:type="auto" w:w="0"/>
         <w:jc w:val="center"/>
+        <w:tblLayout w:type="fixed"/>
         <w:tblLook w:firstColumn="1" w:firstRow="1" w:lastColumn="0" w:lastRow="0" w:noHBand="0" w:noVBand="1" w:val="04A0"/>
       </w:tblPr>
       <w:tblGrid>
@@ -119,7 +120,7 @@
       <w:tr>
         <w:tc>
           <w:tcPr>
-            <w:tcW w:type="dxa" w:w="1728"/>
+            <w:tcW w:type="dxa" w:w="4320"/>
           </w:tcPr>
           <w:p>
             <w:r>
@@ -132,7 +133,7 @@
         </w:tc>
         <w:tc>
           <w:tcPr>
-            <w:tcW w:type="dxa" w:w="1728"/>
+            <w:tcW w:type="dxa" w:w="864"/>
           </w:tcPr>
           <w:p>
             <w:r>
@@ -145,7 +146,7 @@
         </w:tc>
         <w:tc>
           <w:tcPr>
-            <w:tcW w:type="dxa" w:w="1728"/>
+            <w:tcW w:type="dxa" w:w="864"/>
           </w:tcPr>
           <w:p>
             <w:r>
@@ -158,7 +159,7 @@
         </w:tc>
         <w:tc>
           <w:tcPr>
-            <w:tcW w:type="dxa" w:w="1728"/>
+            <w:tcW w:type="dxa" w:w="1296"/>
           </w:tcPr>
           <w:p>
             <w:r>
@@ -171,7 +172,7 @@
         </w:tc>
         <w:tc>
           <w:tcPr>
-            <w:tcW w:type="dxa" w:w="1728"/>
+            <w:tcW w:type="dxa" w:w="1296"/>
           </w:tcPr>
           <w:p>
             <w:r>
